--- a/Module_2_Regulatory_Compliance_Guide.docx
+++ b/Module_2_Regulatory_Compliance_Guide.docx
@@ -2126,7 +2126,7 @@
           <w:color w:val="4A4A4A"/>
           <w:sz w:val="20"/>
         </w:rPr>
-        <w:t>Must be at least 15% larger capacity than fresh water tank; clearly labeled; no ground discharge permitted</w:t>
+        <w:t>Must be at least 150% the capacity of fresh water tank per California Retail Food Code; clearly labeled; no ground discharge permitted</w:t>
       </w:r>
     </w:p>
     <w:p>
@@ -5944,6 +5944,671 @@
       </w:tr>
     </w:tbl>
     <w:p/>
+    <w:p>
+      <w:pPr>
+        <w:pStyle w:val="Heading1"/>
+      </w:pPr>
+      <w:r>
+        <w:rPr>
+          <w:rFonts w:ascii="Calibri" w:hAnsi="Calibri"/>
+          <w:color w:val="1A1A1A"/>
+        </w:rPr>
+        <w:t>6. Common Gotchas and Pitfalls</w:t>
+      </w:r>
+    </w:p>
+    <w:p>
+      <w:pPr>
+        <w:spacing w:after="160" w:before="0" w:line="280" w:lineRule="exact"/>
+      </w:pPr>
+      <w:r>
+        <w:rPr>
+          <w:rFonts w:ascii="Calibri" w:hAnsi="Calibri"/>
+          <w:b w:val="0"/>
+          <w:i w:val="0"/>
+          <w:color w:val="4A4A4A"/>
+          <w:sz w:val="20"/>
+        </w:rPr>
+        <w:t>First-time MFF applicants frequently encounter these issues. Each one can add weeks or months to your timeline if not anticipated.</w:t>
+      </w:r>
+    </w:p>
+    <w:tbl>
+      <w:tblPr>
+        <w:tblW w:type="auto" w:w="0"/>
+        <w:jc w:val="center"/>
+        <w:tblLayout w:type="fixed"/>
+        <w:tblLook w:firstColumn="1" w:firstRow="1" w:lastColumn="0" w:lastRow="0" w:noHBand="0" w:noVBand="1" w:val="04A0"/>
+      </w:tblPr>
+      <w:tblGrid>
+        <w:gridCol w:w="3120"/>
+        <w:gridCol w:w="3120"/>
+        <w:gridCol w:w="3120"/>
+      </w:tblGrid>
+      <w:tr>
+        <w:tc>
+          <w:tcPr>
+            <w:tcW w:type="dxa" w:w="2304"/>
+            <w:shd w:fill="1A1A1A" w:val="clear"/>
+            <w:tcBorders>
+              <w:top w:val="single" w:sz="4" w:space="0" w:color="999999"/>
+              <w:left w:val="single" w:sz="4" w:space="0" w:color="999999"/>
+              <w:bottom w:val="single" w:sz="4" w:space="0" w:color="999999"/>
+              <w:right w:val="single" w:sz="4" w:space="0" w:color="999999"/>
+            </w:tcBorders>
+          </w:tcPr>
+          <w:p>
+            <w:pPr>
+              <w:jc w:val="center"/>
+            </w:pPr>
+            <w:r>
+              <w:rPr>
+                <w:rFonts w:ascii="Calibri" w:hAnsi="Calibri"/>
+                <w:b/>
+                <w:color w:val="FFFFFF"/>
+                <w:sz w:val="19"/>
+              </w:rPr>
+              <w:t>Gotcha</w:t>
+            </w:r>
+          </w:p>
+        </w:tc>
+        <w:tc>
+          <w:tcPr>
+            <w:tcW w:type="dxa" w:w="3456"/>
+            <w:shd w:fill="1A1A1A" w:val="clear"/>
+            <w:tcBorders>
+              <w:top w:val="single" w:sz="4" w:space="0" w:color="999999"/>
+              <w:left w:val="single" w:sz="4" w:space="0" w:color="999999"/>
+              <w:bottom w:val="single" w:sz="4" w:space="0" w:color="999999"/>
+              <w:right w:val="single" w:sz="4" w:space="0" w:color="999999"/>
+            </w:tcBorders>
+          </w:tcPr>
+          <w:p>
+            <w:pPr>
+              <w:jc w:val="center"/>
+            </w:pPr>
+            <w:r>
+              <w:rPr>
+                <w:rFonts w:ascii="Calibri" w:hAnsi="Calibri"/>
+                <w:b/>
+                <w:color w:val="FFFFFF"/>
+                <w:sz w:val="19"/>
+              </w:rPr>
+              <w:t>Why It Happens</w:t>
+            </w:r>
+          </w:p>
+        </w:tc>
+        <w:tc>
+          <w:tcPr>
+            <w:tcW w:type="dxa" w:w="4032"/>
+            <w:shd w:fill="1A1A1A" w:val="clear"/>
+            <w:tcBorders>
+              <w:top w:val="single" w:sz="4" w:space="0" w:color="999999"/>
+              <w:left w:val="single" w:sz="4" w:space="0" w:color="999999"/>
+              <w:bottom w:val="single" w:sz="4" w:space="0" w:color="999999"/>
+              <w:right w:val="single" w:sz="4" w:space="0" w:color="999999"/>
+            </w:tcBorders>
+          </w:tcPr>
+          <w:p>
+            <w:pPr>
+              <w:jc w:val="center"/>
+            </w:pPr>
+            <w:r>
+              <w:rPr>
+                <w:rFonts w:ascii="Calibri" w:hAnsi="Calibri"/>
+                <w:b/>
+                <w:color w:val="FFFFFF"/>
+                <w:sz w:val="19"/>
+              </w:rPr>
+              <w:t>How to Avoid</w:t>
+            </w:r>
+          </w:p>
+        </w:tc>
+      </w:tr>
+      <w:tr>
+        <w:tc>
+          <w:tcPr>
+            <w:tcW w:type="dxa" w:w="2304"/>
+            <w:shd w:fill="F7F7F7" w:val="clear"/>
+            <w:tcBorders>
+              <w:top w:val="single" w:sz="4" w:space="0" w:color="CCCCCC"/>
+              <w:left w:val="single" w:sz="4" w:space="0" w:color="CCCCCC"/>
+              <w:bottom w:val="single" w:sz="4" w:space="0" w:color="CCCCCC"/>
+              <w:right w:val="single" w:sz="4" w:space="0" w:color="CCCCCC"/>
+            </w:tcBorders>
+          </w:tcPr>
+          <w:p>
+            <w:r>
+              <w:rPr>
+                <w:rFonts w:ascii="Calibri" w:hAnsi="Calibri"/>
+                <w:color w:val="2D2D2D"/>
+                <w:sz w:val="18"/>
+              </w:rPr>
+              <w:t>Plan check correction cycles</w:t>
+            </w:r>
+          </w:p>
+        </w:tc>
+        <w:tc>
+          <w:tcPr>
+            <w:tcW w:type="dxa" w:w="3456"/>
+            <w:shd w:fill="F7F7F7" w:val="clear"/>
+            <w:tcBorders>
+              <w:top w:val="single" w:sz="4" w:space="0" w:color="CCCCCC"/>
+              <w:left w:val="single" w:sz="4" w:space="0" w:color="CCCCCC"/>
+              <w:bottom w:val="single" w:sz="4" w:space="0" w:color="CCCCCC"/>
+              <w:right w:val="single" w:sz="4" w:space="0" w:color="CCCCCC"/>
+            </w:tcBorders>
+          </w:tcPr>
+          <w:p>
+            <w:r>
+              <w:rPr>
+                <w:rFonts w:ascii="Calibri" w:hAnsi="Calibri"/>
+                <w:color w:val="2D2D2D"/>
+                <w:sz w:val="18"/>
+              </w:rPr>
+              <w:t>Incomplete or non-compliant drawings are the #1 cause of delay. Each correction cycle adds 2-4 weeks.</w:t>
+            </w:r>
+          </w:p>
+        </w:tc>
+        <w:tc>
+          <w:tcPr>
+            <w:tcW w:type="dxa" w:w="4032"/>
+            <w:shd w:fill="F7F7F7" w:val="clear"/>
+            <w:tcBorders>
+              <w:top w:val="single" w:sz="4" w:space="0" w:color="CCCCCC"/>
+              <w:left w:val="single" w:sz="4" w:space="0" w:color="CCCCCC"/>
+              <w:bottom w:val="single" w:sz="4" w:space="0" w:color="CCCCCC"/>
+              <w:right w:val="single" w:sz="4" w:space="0" w:color="CCCCCC"/>
+            </w:tcBorders>
+          </w:tcPr>
+          <w:p>
+            <w:r>
+              <w:rPr>
+                <w:rFonts w:ascii="Calibri" w:hAnsi="Calibri"/>
+                <w:color w:val="2D2D2D"/>
+                <w:sz w:val="18"/>
+              </w:rPr>
+              <w:t>Have an experienced plan check preparer or consultant review your drawings before submission. Pay for one hour of professional review -- it saves months.</w:t>
+            </w:r>
+          </w:p>
+        </w:tc>
+      </w:tr>
+      <w:tr>
+        <w:tc>
+          <w:tcPr>
+            <w:tcW w:type="dxa" w:w="2304"/>
+            <w:shd w:fill="FFFFFF" w:val="clear"/>
+            <w:tcBorders>
+              <w:top w:val="single" w:sz="4" w:space="0" w:color="CCCCCC"/>
+              <w:left w:val="single" w:sz="4" w:space="0" w:color="CCCCCC"/>
+              <w:bottom w:val="single" w:sz="4" w:space="0" w:color="CCCCCC"/>
+              <w:right w:val="single" w:sz="4" w:space="0" w:color="CCCCCC"/>
+            </w:tcBorders>
+          </w:tcPr>
+          <w:p>
+            <w:r>
+              <w:rPr>
+                <w:rFonts w:ascii="Calibri" w:hAnsi="Calibri"/>
+                <w:color w:val="2D2D2D"/>
+                <w:sz w:val="18"/>
+              </w:rPr>
+              <w:t>Buying trailer before plan check approval</w:t>
+            </w:r>
+          </w:p>
+        </w:tc>
+        <w:tc>
+          <w:tcPr>
+            <w:tcW w:type="dxa" w:w="3456"/>
+            <w:shd w:fill="FFFFFF" w:val="clear"/>
+            <w:tcBorders>
+              <w:top w:val="single" w:sz="4" w:space="0" w:color="CCCCCC"/>
+              <w:left w:val="single" w:sz="4" w:space="0" w:color="CCCCCC"/>
+              <w:bottom w:val="single" w:sz="4" w:space="0" w:color="CCCCCC"/>
+              <w:right w:val="single" w:sz="4" w:space="0" w:color="CCCCCC"/>
+            </w:tcBorders>
+          </w:tcPr>
+          <w:p>
+            <w:r>
+              <w:rPr>
+                <w:rFonts w:ascii="Calibri" w:hAnsi="Calibri"/>
+                <w:color w:val="2D2D2D"/>
+                <w:sz w:val="18"/>
+              </w:rPr>
+              <w:t>If the trailer doesn't match what LACDPH approves, you need expensive modifications.</w:t>
+            </w:r>
+          </w:p>
+        </w:tc>
+        <w:tc>
+          <w:tcPr>
+            <w:tcW w:type="dxa" w:w="4032"/>
+            <w:shd w:fill="FFFFFF" w:val="clear"/>
+            <w:tcBorders>
+              <w:top w:val="single" w:sz="4" w:space="0" w:color="CCCCCC"/>
+              <w:left w:val="single" w:sz="4" w:space="0" w:color="CCCCCC"/>
+              <w:bottom w:val="single" w:sz="4" w:space="0" w:color="CCCCCC"/>
+              <w:right w:val="single" w:sz="4" w:space="0" w:color="CCCCCC"/>
+            </w:tcBorders>
+          </w:tcPr>
+          <w:p>
+            <w:r>
+              <w:rPr>
+                <w:rFonts w:ascii="Calibri" w:hAnsi="Calibri"/>
+                <w:color w:val="2D2D2D"/>
+                <w:sz w:val="18"/>
+              </w:rPr>
+              <w:t>Submit plans based on manufacturer specs first. Purchase or customize AFTER plan approval, not before.</w:t>
+            </w:r>
+          </w:p>
+        </w:tc>
+      </w:tr>
+      <w:tr>
+        <w:tc>
+          <w:tcPr>
+            <w:tcW w:type="dxa" w:w="2304"/>
+            <w:shd w:fill="F7F7F7" w:val="clear"/>
+            <w:tcBorders>
+              <w:top w:val="single" w:sz="4" w:space="0" w:color="CCCCCC"/>
+              <w:left w:val="single" w:sz="4" w:space="0" w:color="CCCCCC"/>
+              <w:bottom w:val="single" w:sz="4" w:space="0" w:color="CCCCCC"/>
+              <w:right w:val="single" w:sz="4" w:space="0" w:color="CCCCCC"/>
+            </w:tcBorders>
+          </w:tcPr>
+          <w:p>
+            <w:r>
+              <w:rPr>
+                <w:rFonts w:ascii="Calibri" w:hAnsi="Calibri"/>
+                <w:color w:val="2D2D2D"/>
+                <w:sz w:val="18"/>
+              </w:rPr>
+              <w:t>Grey water tank undersized</w:t>
+            </w:r>
+          </w:p>
+        </w:tc>
+        <w:tc>
+          <w:tcPr>
+            <w:tcW w:type="dxa" w:w="3456"/>
+            <w:shd w:fill="F7F7F7" w:val="clear"/>
+            <w:tcBorders>
+              <w:top w:val="single" w:sz="4" w:space="0" w:color="CCCCCC"/>
+              <w:left w:val="single" w:sz="4" w:space="0" w:color="CCCCCC"/>
+              <w:bottom w:val="single" w:sz="4" w:space="0" w:color="CCCCCC"/>
+              <w:right w:val="single" w:sz="4" w:space="0" w:color="CCCCCC"/>
+            </w:tcBorders>
+          </w:tcPr>
+          <w:p>
+            <w:r>
+              <w:rPr>
+                <w:rFonts w:ascii="Calibri" w:hAnsi="Calibri"/>
+                <w:color w:val="2D2D2D"/>
+                <w:sz w:val="18"/>
+              </w:rPr>
+              <w:t>California Retail Food Code requires waste water tank at minimum 150% of fresh water tank capacity. Many stock trailers don't meet this.</w:t>
+            </w:r>
+          </w:p>
+        </w:tc>
+        <w:tc>
+          <w:tcPr>
+            <w:tcW w:type="dxa" w:w="4032"/>
+            <w:shd w:fill="F7F7F7" w:val="clear"/>
+            <w:tcBorders>
+              <w:top w:val="single" w:sz="4" w:space="0" w:color="CCCCCC"/>
+              <w:left w:val="single" w:sz="4" w:space="0" w:color="CCCCCC"/>
+              <w:bottom w:val="single" w:sz="4" w:space="0" w:color="CCCCCC"/>
+              <w:right w:val="single" w:sz="4" w:space="0" w:color="CCCCCC"/>
+            </w:tcBorders>
+          </w:tcPr>
+          <w:p>
+            <w:r>
+              <w:rPr>
+                <w:rFonts w:ascii="Calibri" w:hAnsi="Calibri"/>
+                <w:color w:val="2D2D2D"/>
+                <w:sz w:val="18"/>
+              </w:rPr>
+              <w:t>Verify tank sizing before purchase. A 30-gallon fresh tank requires a 45-gallon grey water tank minimum.</w:t>
+            </w:r>
+          </w:p>
+        </w:tc>
+      </w:tr>
+      <w:tr>
+        <w:tc>
+          <w:tcPr>
+            <w:tcW w:type="dxa" w:w="2304"/>
+            <w:shd w:fill="FFFFFF" w:val="clear"/>
+            <w:tcBorders>
+              <w:top w:val="single" w:sz="4" w:space="0" w:color="CCCCCC"/>
+              <w:left w:val="single" w:sz="4" w:space="0" w:color="CCCCCC"/>
+              <w:bottom w:val="single" w:sz="4" w:space="0" w:color="CCCCCC"/>
+              <w:right w:val="single" w:sz="4" w:space="0" w:color="CCCCCC"/>
+            </w:tcBorders>
+          </w:tcPr>
+          <w:p>
+            <w:r>
+              <w:rPr>
+                <w:rFonts w:ascii="Calibri" w:hAnsi="Calibri"/>
+                <w:color w:val="2D2D2D"/>
+                <w:sz w:val="18"/>
+              </w:rPr>
+              <w:t>Equipment without NSF/ANSI certification</w:t>
+            </w:r>
+          </w:p>
+        </w:tc>
+        <w:tc>
+          <w:tcPr>
+            <w:tcW w:type="dxa" w:w="3456"/>
+            <w:shd w:fill="FFFFFF" w:val="clear"/>
+            <w:tcBorders>
+              <w:top w:val="single" w:sz="4" w:space="0" w:color="CCCCCC"/>
+              <w:left w:val="single" w:sz="4" w:space="0" w:color="CCCCCC"/>
+              <w:bottom w:val="single" w:sz="4" w:space="0" w:color="CCCCCC"/>
+              <w:right w:val="single" w:sz="4" w:space="0" w:color="CCCCCC"/>
+            </w:tcBorders>
+          </w:tcPr>
+          <w:p>
+            <w:r>
+              <w:rPr>
+                <w:rFonts w:ascii="Calibri" w:hAnsi="Calibri"/>
+                <w:color w:val="2D2D2D"/>
+                <w:sz w:val="18"/>
+              </w:rPr>
+              <w:t>Cheap equipment from consumer retailers lacks required certification stamps. Inspector will fail you on the spot.</w:t>
+            </w:r>
+          </w:p>
+        </w:tc>
+        <w:tc>
+          <w:tcPr>
+            <w:tcW w:type="dxa" w:w="4032"/>
+            <w:shd w:fill="FFFFFF" w:val="clear"/>
+            <w:tcBorders>
+              <w:top w:val="single" w:sz="4" w:space="0" w:color="CCCCCC"/>
+              <w:left w:val="single" w:sz="4" w:space="0" w:color="CCCCCC"/>
+              <w:bottom w:val="single" w:sz="4" w:space="0" w:color="CCCCCC"/>
+              <w:right w:val="single" w:sz="4" w:space="0" w:color="CCCCCC"/>
+            </w:tcBorders>
+          </w:tcPr>
+          <w:p>
+            <w:r>
+              <w:rPr>
+                <w:rFonts w:ascii="Calibri" w:hAnsi="Calibri"/>
+                <w:color w:val="2D2D2D"/>
+                <w:sz w:val="18"/>
+              </w:rPr>
+              <w:t>Only purchase from commercial restaurant supply with NSF stickers on every food-contact surface.</w:t>
+            </w:r>
+          </w:p>
+        </w:tc>
+      </w:tr>
+      <w:tr>
+        <w:tc>
+          <w:tcPr>
+            <w:tcW w:type="dxa" w:w="2304"/>
+            <w:shd w:fill="F7F7F7" w:val="clear"/>
+            <w:tcBorders>
+              <w:top w:val="single" w:sz="4" w:space="0" w:color="CCCCCC"/>
+              <w:left w:val="single" w:sz="4" w:space="0" w:color="CCCCCC"/>
+              <w:bottom w:val="single" w:sz="4" w:space="0" w:color="CCCCCC"/>
+              <w:right w:val="single" w:sz="4" w:space="0" w:color="CCCCCC"/>
+            </w:tcBorders>
+          </w:tcPr>
+          <w:p>
+            <w:r>
+              <w:rPr>
+                <w:rFonts w:ascii="Calibri" w:hAnsi="Calibri"/>
+                <w:color w:val="2D2D2D"/>
+                <w:sz w:val="18"/>
+              </w:rPr>
+              <w:t>Residential trailer storage</w:t>
+            </w:r>
+          </w:p>
+        </w:tc>
+        <w:tc>
+          <w:tcPr>
+            <w:tcW w:type="dxa" w:w="3456"/>
+            <w:shd w:fill="F7F7F7" w:val="clear"/>
+            <w:tcBorders>
+              <w:top w:val="single" w:sz="4" w:space="0" w:color="CCCCCC"/>
+              <w:left w:val="single" w:sz="4" w:space="0" w:color="CCCCCC"/>
+              <w:bottom w:val="single" w:sz="4" w:space="0" w:color="CCCCCC"/>
+              <w:right w:val="single" w:sz="4" w:space="0" w:color="CCCCCC"/>
+            </w:tcBorders>
+          </w:tcPr>
+          <w:p>
+            <w:r>
+              <w:rPr>
+                <w:rFonts w:ascii="Calibri" w:hAnsi="Calibri"/>
+                <w:color w:val="2D2D2D"/>
+                <w:sz w:val="18"/>
+              </w:rPr>
+              <w:t>Even temporarily parking the trailer at your home between commissary contract and permit issuance triggers violations. Inspectors do drive-bys.</w:t>
+            </w:r>
+          </w:p>
+        </w:tc>
+        <w:tc>
+          <w:tcPr>
+            <w:tcW w:type="dxa" w:w="4032"/>
+            <w:shd w:fill="F7F7F7" w:val="clear"/>
+            <w:tcBorders>
+              <w:top w:val="single" w:sz="4" w:space="0" w:color="CCCCCC"/>
+              <w:left w:val="single" w:sz="4" w:space="0" w:color="CCCCCC"/>
+              <w:bottom w:val="single" w:sz="4" w:space="0" w:color="CCCCCC"/>
+              <w:right w:val="single" w:sz="4" w:space="0" w:color="CCCCCC"/>
+            </w:tcBorders>
+          </w:tcPr>
+          <w:p>
+            <w:r>
+              <w:rPr>
+                <w:rFonts w:ascii="Calibri" w:hAnsi="Calibri"/>
+                <w:color w:val="2D2D2D"/>
+                <w:sz w:val="18"/>
+              </w:rPr>
+              <w:t>Secure commissary agreement BEFORE taking delivery of the trailer.</w:t>
+            </w:r>
+          </w:p>
+        </w:tc>
+      </w:tr>
+      <w:tr>
+        <w:tc>
+          <w:tcPr>
+            <w:tcW w:type="dxa" w:w="2304"/>
+            <w:shd w:fill="FFFFFF" w:val="clear"/>
+            <w:tcBorders>
+              <w:top w:val="single" w:sz="4" w:space="0" w:color="CCCCCC"/>
+              <w:left w:val="single" w:sz="4" w:space="0" w:color="CCCCCC"/>
+              <w:bottom w:val="single" w:sz="4" w:space="0" w:color="CCCCCC"/>
+              <w:right w:val="single" w:sz="4" w:space="0" w:color="CCCCCC"/>
+            </w:tcBorders>
+          </w:tcPr>
+          <w:p>
+            <w:r>
+              <w:rPr>
+                <w:rFonts w:ascii="Calibri" w:hAnsi="Calibri"/>
+                <w:color w:val="2D2D2D"/>
+                <w:sz w:val="18"/>
+              </w:rPr>
+              <w:t>Insurance endorsement delays</w:t>
+            </w:r>
+          </w:p>
+        </w:tc>
+        <w:tc>
+          <w:tcPr>
+            <w:tcW w:type="dxa" w:w="3456"/>
+            <w:shd w:fill="FFFFFF" w:val="clear"/>
+            <w:tcBorders>
+              <w:top w:val="single" w:sz="4" w:space="0" w:color="CCCCCC"/>
+              <w:left w:val="single" w:sz="4" w:space="0" w:color="CCCCCC"/>
+              <w:bottom w:val="single" w:sz="4" w:space="0" w:color="CCCCCC"/>
+              <w:right w:val="single" w:sz="4" w:space="0" w:color="CCCCCC"/>
+            </w:tcBorders>
+          </w:tcPr>
+          <w:p>
+            <w:r>
+              <w:rPr>
+                <w:rFonts w:ascii="Calibri" w:hAnsi="Calibri"/>
+                <w:color w:val="2D2D2D"/>
+                <w:sz w:val="18"/>
+              </w:rPr>
+              <w:t>Markets and commissaries require specific named-insured endorsements on your COIs. Getting endorsements takes extra time.</w:t>
+            </w:r>
+          </w:p>
+        </w:tc>
+        <w:tc>
+          <w:tcPr>
+            <w:tcW w:type="dxa" w:w="4032"/>
+            <w:shd w:fill="FFFFFF" w:val="clear"/>
+            <w:tcBorders>
+              <w:top w:val="single" w:sz="4" w:space="0" w:color="CCCCCC"/>
+              <w:left w:val="single" w:sz="4" w:space="0" w:color="CCCCCC"/>
+              <w:bottom w:val="single" w:sz="4" w:space="0" w:color="CCCCCC"/>
+              <w:right w:val="single" w:sz="4" w:space="0" w:color="CCCCCC"/>
+            </w:tcBorders>
+          </w:tcPr>
+          <w:p>
+            <w:r>
+              <w:rPr>
+                <w:rFonts w:ascii="Calibri" w:hAnsi="Calibri"/>
+                <w:color w:val="2D2D2D"/>
+                <w:sz w:val="18"/>
+              </w:rPr>
+              <w:t>Request all endorsements when you first bind the policy, not as an afterthought.</w:t>
+            </w:r>
+          </w:p>
+        </w:tc>
+      </w:tr>
+      <w:tr>
+        <w:tc>
+          <w:tcPr>
+            <w:tcW w:type="dxa" w:w="2304"/>
+            <w:shd w:fill="F7F7F7" w:val="clear"/>
+            <w:tcBorders>
+              <w:top w:val="single" w:sz="4" w:space="0" w:color="CCCCCC"/>
+              <w:left w:val="single" w:sz="4" w:space="0" w:color="CCCCCC"/>
+              <w:bottom w:val="single" w:sz="4" w:space="0" w:color="CCCCCC"/>
+              <w:right w:val="single" w:sz="4" w:space="0" w:color="CCCCCC"/>
+            </w:tcBorders>
+          </w:tcPr>
+          <w:p>
+            <w:r>
+              <w:rPr>
+                <w:rFonts w:ascii="Calibri" w:hAnsi="Calibri"/>
+                <w:color w:val="2D2D2D"/>
+                <w:sz w:val="18"/>
+              </w:rPr>
+              <w:t>Service window too large</w:t>
+            </w:r>
+          </w:p>
+        </w:tc>
+        <w:tc>
+          <w:tcPr>
+            <w:tcW w:type="dxa" w:w="3456"/>
+            <w:shd w:fill="F7F7F7" w:val="clear"/>
+            <w:tcBorders>
+              <w:top w:val="single" w:sz="4" w:space="0" w:color="CCCCCC"/>
+              <w:left w:val="single" w:sz="4" w:space="0" w:color="CCCCCC"/>
+              <w:bottom w:val="single" w:sz="4" w:space="0" w:color="CCCCCC"/>
+              <w:right w:val="single" w:sz="4" w:space="0" w:color="CCCCCC"/>
+            </w:tcBorders>
+          </w:tcPr>
+          <w:p>
+            <w:r>
+              <w:rPr>
+                <w:rFonts w:ascii="Calibri" w:hAnsi="Calibri"/>
+                <w:color w:val="2D2D2D"/>
+                <w:sz w:val="18"/>
+              </w:rPr>
+              <w:t>Many imported trailers have standard windows exceeding the 216 sq. in. maximum.</w:t>
+            </w:r>
+          </w:p>
+        </w:tc>
+        <w:tc>
+          <w:tcPr>
+            <w:tcW w:type="dxa" w:w="4032"/>
+            <w:shd w:fill="F7F7F7" w:val="clear"/>
+            <w:tcBorders>
+              <w:top w:val="single" w:sz="4" w:space="0" w:color="CCCCCC"/>
+              <w:left w:val="single" w:sz="4" w:space="0" w:color="CCCCCC"/>
+              <w:bottom w:val="single" w:sz="4" w:space="0" w:color="CCCCCC"/>
+              <w:right w:val="single" w:sz="4" w:space="0" w:color="CCCCCC"/>
+            </w:tcBorders>
+          </w:tcPr>
+          <w:p>
+            <w:r>
+              <w:rPr>
+                <w:rFonts w:ascii="Calibri" w:hAnsi="Calibri"/>
+                <w:color w:val="2D2D2D"/>
+                <w:sz w:val="18"/>
+              </w:rPr>
+              <w:t>Measure the window opening before purchase. If too large, plan to install a compliant reducer panel.</w:t>
+            </w:r>
+          </w:p>
+        </w:tc>
+      </w:tr>
+      <w:tr>
+        <w:tc>
+          <w:tcPr>
+            <w:tcW w:type="dxa" w:w="2304"/>
+            <w:shd w:fill="FFFFFF" w:val="clear"/>
+            <w:tcBorders>
+              <w:top w:val="single" w:sz="4" w:space="0" w:color="CCCCCC"/>
+              <w:left w:val="single" w:sz="4" w:space="0" w:color="CCCCCC"/>
+              <w:bottom w:val="single" w:sz="4" w:space="0" w:color="CCCCCC"/>
+              <w:right w:val="single" w:sz="4" w:space="0" w:color="CCCCCC"/>
+            </w:tcBorders>
+          </w:tcPr>
+          <w:p>
+            <w:r>
+              <w:rPr>
+                <w:rFonts w:ascii="Calibri" w:hAnsi="Calibri"/>
+                <w:color w:val="2D2D2D"/>
+                <w:sz w:val="18"/>
+              </w:rPr>
+              <w:t>Commissary waitlists</w:t>
+            </w:r>
+          </w:p>
+        </w:tc>
+        <w:tc>
+          <w:tcPr>
+            <w:tcW w:type="dxa" w:w="3456"/>
+            <w:shd w:fill="FFFFFF" w:val="clear"/>
+            <w:tcBorders>
+              <w:top w:val="single" w:sz="4" w:space="0" w:color="CCCCCC"/>
+              <w:left w:val="single" w:sz="4" w:space="0" w:color="CCCCCC"/>
+              <w:bottom w:val="single" w:sz="4" w:space="0" w:color="CCCCCC"/>
+              <w:right w:val="single" w:sz="4" w:space="0" w:color="CCCCCC"/>
+            </w:tcBorders>
+          </w:tcPr>
+          <w:p>
+            <w:r>
+              <w:rPr>
+                <w:rFonts w:ascii="Calibri" w:hAnsi="Calibri"/>
+                <w:color w:val="2D2D2D"/>
+                <w:sz w:val="18"/>
+              </w:rPr>
+              <w:t>Popular commissaries in LA have waitlists, especially for trailer parking slots.</w:t>
+            </w:r>
+          </w:p>
+        </w:tc>
+        <w:tc>
+          <w:tcPr>
+            <w:tcW w:type="dxa" w:w="4032"/>
+            <w:shd w:fill="FFFFFF" w:val="clear"/>
+            <w:tcBorders>
+              <w:top w:val="single" w:sz="4" w:space="0" w:color="CCCCCC"/>
+              <w:left w:val="single" w:sz="4" w:space="0" w:color="CCCCCC"/>
+              <w:bottom w:val="single" w:sz="4" w:space="0" w:color="CCCCCC"/>
+              <w:right w:val="single" w:sz="4" w:space="0" w:color="CCCCCC"/>
+            </w:tcBorders>
+          </w:tcPr>
+          <w:p>
+            <w:r>
+              <w:rPr>
+                <w:rFonts w:ascii="Calibri" w:hAnsi="Calibri"/>
+                <w:color w:val="2D2D2D"/>
+                <w:sz w:val="18"/>
+              </w:rPr>
+              <w:t>Start commissary shopping 2-3 months before you need the signed verification form.</w:t>
+            </w:r>
+          </w:p>
+        </w:tc>
+      </w:tr>
+    </w:tbl>
+    <w:p/>
     <w:sectPr>
       <w:headerReference w:type="default" r:id="rId9"/>
       <w:footerReference w:type="default" r:id="rId10"/>
